--- a/downloads/handouts/Unit 02/Handout 02.19 - Paper Ledger.docx
+++ b/downloads/handouts/Unit 02/Handout 02.19 - Paper Ledger.docx
@@ -6,9 +6,9 @@
       <w:pPr>
         <w:pStyle w:val="Heading1"/>
       </w:pPr>
-      <w:bookmarkStart w:id="20" w:name="handout-02.19-paper-ledger"/>
+      <w:bookmarkStart w:id="20" w:name="handout-2.19-paper-ledger"/>
       <w:r>
-        <w:t xml:space="preserve">Handout 02.19: Paper Ledger</w:t>
+        <w:t xml:space="preserve">Handout 2.19: Paper Ledger</w:t>
       </w:r>
       <w:bookmarkEnd w:id="20"/>
     </w:p>

--- a/downloads/handouts/Unit 02/Handout 02.19 - Paper Ledger.docx
+++ b/downloads/handouts/Unit 02/Handout 02.19 - Paper Ledger.docx
@@ -25,7 +25,7 @@
         <w:pStyle w:val="BodyText"/>
       </w:pPr>
       <w:r>
-        <w:t xml:space="preserve">This is your ledger for the Gilded Age Market. It is the whole game. The teacher is the market: every round, the year and the prices go on the board, you write them in the price table, you work out what you hold, you hear the news, and then you trade on paper. Your ledger is your proof. The Investor Report is written from it, and the leaderboard is built from it, by investor number, never by name.</w:t>
+        <w:t xml:space="preserve">This is your ledger for the Gilded Age Market. It is the whole game. The teacher is the market. Every round, the year and the prices go on the board. You write them in the price table. You work out what you hold. You hear the news. Then you trade on paper. Your ledger is your proof. The Investor Report is written from it, and the leaderboard is built from it, by investor number, never by name.</w:t>
       </w:r>
     </w:p>
     <w:p>
@@ -855,7 +855,7 @@
               <w:jc w:val="left"/>
             </w:pPr>
             <w:r>
-              <w:t xml:space="preserve">3 percent</w:t>
+              <w:t xml:space="preserve">opens, no interest yet</w:t>
             </w:r>
           </w:p>
         </w:tc>
@@ -9010,21 +9010,13 @@
         <w:pStyle w:val="BodyText"/>
       </w:pPr>
       <w:r>
-        <w:t xml:space="preserve">Knowing the crash was coming, did I borrow in 1925? yes / no. Did I buy at the bottom in 1932? yes / no. One sentence on why:</w:t>
-      </w:r>
-    </w:p>
-    <w:p>
-      <w:pPr>
-        <w:pStyle w:val="BodyText"/>
-      </w:pPr>
-      <w:r>
-        <w:t xml:space="preserve">______________________________________________________________________</w:t>
+        <w:t xml:space="preserve">Knowing the crash was coming, did I borrow in 1925? yes / no. Did I buy at the bottom in 1932? yes / no. One sentence on why: ______________________________________________________________________</w:t>
       </w:r>
     </w:p>
     <w:sectPr>
       <w:headerReference w:type="default" r:id="rId9"/>
       <w:pgSz w:w="12240" w:h="15840"/>
-      <w:pgMar w:top="1440" w:bottom="1440" w:left="1440" w:right="1440" w:header="504"/>
+      <w:pgMar w:top="1296" w:bottom="1296" w:left="1296" w:right="1296" w:header="504"/>
     </w:sectPr>
   </w:body>
 </w:document>
